--- a/laporan_keuangan.docx
+++ b/laporan_keuangan.docx
@@ -20,7 +20,7 @@
     </w:p>
     <w:tbl>
       <w:tblPr>
-        <w:tblStyle w:val="TableGrid"/>
+        <w:tblStyle w:val="LightShading-Accent1"/>
         <w:tblW w:type="auto" w:w="0"/>
         <w:tblLook w:firstColumn="1" w:firstRow="1" w:lastColumn="0" w:lastRow="0" w:noHBand="0" w:noVBand="1" w:val="04A0"/>
       </w:tblPr>
@@ -35,7 +35,7 @@
           </w:tcPr>
           <w:p>
             <w:r>
-              <w:t>Deskripsi Pendapatan</w:t>
+              <w:t>Sumber Pendapatan</w:t>
             </w:r>
           </w:p>
         </w:tc>
@@ -45,9 +45,23 @@
           </w:tcPr>
           <w:p>
             <w:r>
-              <w:t>Jumlah</w:t>
+              <w:t>Jumlah (Rp)</w:t>
             </w:r>
           </w:p>
+        </w:tc>
+      </w:tr>
+      <w:tr>
+        <w:tc>
+          <w:tcPr>
+            <w:tcW w:type="dxa" w:w="4320"/>
+          </w:tcPr>
+          <w:p/>
+        </w:tc>
+        <w:tc>
+          <w:tcPr>
+            <w:tcW w:type="dxa" w:w="4320"/>
+          </w:tcPr>
+          <w:p/>
         </w:tc>
       </w:tr>
       <w:tr>
@@ -67,7 +81,7 @@
           </w:tcPr>
           <w:p>
             <w:r>
-              <w:t>Rp 100.000.000</w:t>
+              <w:t>50.000.000</w:t>
             </w:r>
           </w:p>
         </w:tc>
@@ -89,7 +103,7 @@
           </w:tcPr>
           <w:p>
             <w:r>
-              <w:t>Rp 50.000.000</w:t>
+              <w:t>75.000.000</w:t>
             </w:r>
           </w:p>
         </w:tc>
@@ -101,7 +115,7 @@
           </w:tcPr>
           <w:p>
             <w:r>
-              <w:t>Pendapatan Jasa</w:t>
+              <w:t>Pendapatan Lain-lain</w:t>
             </w:r>
           </w:p>
         </w:tc>
@@ -111,7 +125,7 @@
           </w:tcPr>
           <w:p>
             <w:r>
-              <w:t>Rp 20.000.000</w:t>
+              <w:t>10.000.000</w:t>
             </w:r>
           </w:p>
         </w:tc>
@@ -123,6 +137,9 @@
           </w:tcPr>
           <w:p>
             <w:r>
+              <w:rPr>
+                <w:b/>
+              </w:rPr>
               <w:t>Total Pendapatan</w:t>
             </w:r>
           </w:p>
@@ -133,7 +150,10 @@
           </w:tcPr>
           <w:p>
             <w:r>
-              <w:t>Rp 170.000.000</w:t>
+              <w:rPr>
+                <w:b/>
+              </w:rPr>
+              <w:t>135.000.000</w:t>
             </w:r>
           </w:p>
         </w:tc>
@@ -144,12 +164,12 @@
         <w:pStyle w:val="Heading1"/>
       </w:pPr>
       <w:r>
-        <w:t>2. Beban Operasional</w:t>
+        <w:t>2. Biaya</w:t>
       </w:r>
     </w:p>
     <w:tbl>
       <w:tblPr>
-        <w:tblStyle w:val="TableGrid"/>
+        <w:tblStyle w:val="LightShading-Accent2"/>
         <w:tblW w:type="auto" w:w="0"/>
         <w:tblLook w:firstColumn="1" w:firstRow="1" w:lastColumn="0" w:lastRow="0" w:noHBand="0" w:noVBand="1" w:val="04A0"/>
       </w:tblPr>
@@ -164,7 +184,7 @@
           </w:tcPr>
           <w:p>
             <w:r>
-              <w:t>Deskripsi Beban</w:t>
+              <w:t>Jenis Biaya</w:t>
             </w:r>
           </w:p>
         </w:tc>
@@ -174,9 +194,23 @@
           </w:tcPr>
           <w:p>
             <w:r>
-              <w:t>Jumlah</w:t>
+              <w:t>Jumlah (Rp)</w:t>
             </w:r>
           </w:p>
+        </w:tc>
+      </w:tr>
+      <w:tr>
+        <w:tc>
+          <w:tcPr>
+            <w:tcW w:type="dxa" w:w="4320"/>
+          </w:tcPr>
+          <w:p/>
+        </w:tc>
+        <w:tc>
+          <w:tcPr>
+            <w:tcW w:type="dxa" w:w="4320"/>
+          </w:tcPr>
+          <w:p/>
         </w:tc>
       </w:tr>
       <w:tr>
@@ -196,7 +230,7 @@
           </w:tcPr>
           <w:p>
             <w:r>
-              <w:t>Rp 40.000.000</w:t>
+              <w:t>30.000.000</w:t>
             </w:r>
           </w:p>
         </w:tc>
@@ -208,7 +242,7 @@
           </w:tcPr>
           <w:p>
             <w:r>
-              <w:t>Gaji Karyawan</w:t>
+              <w:t>Biaya Gaji Karyawan</w:t>
             </w:r>
           </w:p>
         </w:tc>
@@ -218,29 +252,7 @@
           </w:tcPr>
           <w:p>
             <w:r>
-              <w:t>Rp 30.000.000</w:t>
-            </w:r>
-          </w:p>
-        </w:tc>
-      </w:tr>
-      <w:tr>
-        <w:tc>
-          <w:tcPr>
-            <w:tcW w:type="dxa" w:w="4320"/>
-          </w:tcPr>
-          <w:p>
-            <w:r>
-              <w:t>Biaya Sewa</w:t>
-            </w:r>
-          </w:p>
-        </w:tc>
-        <w:tc>
-          <w:tcPr>
-            <w:tcW w:type="dxa" w:w="4320"/>
-          </w:tcPr>
-          <w:p>
-            <w:r>
-              <w:t>Rp 10.000.000</w:t>
+              <w:t>25.000.000</w:t>
             </w:r>
           </w:p>
         </w:tc>
@@ -262,7 +274,7 @@
           </w:tcPr>
           <w:p>
             <w:r>
-              <w:t>Rp 5.000.000</w:t>
+              <w:t>15.000.000</w:t>
             </w:r>
           </w:p>
         </w:tc>
@@ -274,7 +286,7 @@
           </w:tcPr>
           <w:p>
             <w:r>
-              <w:t>Total Beban Operasional</w:t>
+              <w:t>Biaya Operasional</w:t>
             </w:r>
           </w:p>
         </w:tc>
@@ -284,7 +296,35 @@
           </w:tcPr>
           <w:p>
             <w:r>
-              <w:t>Rp 85.000.000</w:t>
+              <w:t>10.000.000</w:t>
+            </w:r>
+          </w:p>
+        </w:tc>
+      </w:tr>
+      <w:tr>
+        <w:tc>
+          <w:tcPr>
+            <w:tcW w:type="dxa" w:w="4320"/>
+          </w:tcPr>
+          <w:p>
+            <w:r>
+              <w:rPr>
+                <w:b/>
+              </w:rPr>
+              <w:t>Total Biaya</w:t>
+            </w:r>
+          </w:p>
+        </w:tc>
+        <w:tc>
+          <w:tcPr>
+            <w:tcW w:type="dxa" w:w="4320"/>
+          </w:tcPr>
+          <w:p>
+            <w:r>
+              <w:rPr>
+                <w:b/>
+              </w:rPr>
+              <w:t>80.000.000</w:t>
             </w:r>
           </w:p>
         </w:tc>
@@ -295,16 +335,18 @@
         <w:pStyle w:val="Heading1"/>
       </w:pPr>
       <w:r>
-        <w:t>3. Laba Bersih</w:t>
+        <w:t>3. Laba (Rugi)</w:t>
       </w:r>
     </w:p>
     <w:p>
       <w:r>
         <w:rPr>
           <w:b/>
-          <w:sz w:val="0"/>
         </w:rPr>
-        <w:t>Laba Bersih Periode Ini: Rp 85.000.000</w:t>
+        <w:t xml:space="preserve">Laba (Rugi) Bersih: </w:t>
+      </w:r>
+      <w:r>
+        <w:t>55.000.000</w:t>
       </w:r>
     </w:p>
     <w:sectPr>
